--- a/docs/NAC_2026_GGPD_AUDITORIA_TECNICA_GOBERNANZA_BD_V01.docx
+++ b/docs/NAC_2026_GGPD_AUDITORIA_TECNICA_GOBERNANZA_BD_V01.docx
@@ -200,7 +200,7 @@
           <w:sz w:val="20"/>
           <w:szCs w:val="20"/>
         </w:rPr>
-        <w:t xml:space="preserve"> Yvan Ciprián | T.S.U. Josue Pacheco  </w:t>
+        <w:t xml:space="preserve"> Yvan Cipiran | T.S.U. Josue Pacheco  </w:t>
       </w:r>
     </w:p>
     <w:p>
@@ -2063,7 +2063,7 @@
           <w:sz w:val="20"/>
           <w:szCs w:val="20"/>
         </w:rPr>
-        <w:t xml:space="preserve"> Yvan Ciprián y T.S.U. Josue Pacheco (vía Antigravity Platform — Google Gemini 3.6 Flash)  </w:t>
+        <w:t xml:space="preserve"> Yvan Cipiran y T.S.U. Josue Pacheco (vía Antigravity Platform — Google Gemini 3.6 Flash)  </w:t>
       </w:r>
     </w:p>
     <w:p>
